--- a/docs/REQUISITOS_PROYECTO_AEPG.docx
+++ b/docs/REQUISITOS_PROYECTO_AEPG.docx
@@ -43,7 +43,7 @@
           <w:sz w:val="20"/>
           <w:szCs w:val="20"/>
         </w:rPr>
-        <w:t xml:space="preserve">Generado: 2/5/2026, 15:39:18</w:t>
+        <w:t xml:space="preserve">Generado: 10/6/2026, 20:01:13</w:t>
       </w:r>
     </w:p>
     <w:p>
@@ -55,7 +55,7 @@
           <w:sz w:val="22"/>
           <w:szCs w:val="22"/>
         </w:rPr>
-        <w:t xml:space="preserve">Este documento describe los requisitos funcionales y no funcionales inferidos del comportamiento actual del código del proyecto (aplicación React en client/ y API Express en server/index.js). No sustituye acuerdos formales con stakeholders: refleja lo implementado y advertencias donde la seguridad u homogeneidad del API no son uniformes.</w:t>
+        <w:t xml:space="preserve">Este documento describe los requisitos funcionales y no funcionales inferidos del comportamiento actual del código del proyecto (aplicación React en client/ y API Express en server/index.js). Incluye middleware global JWT (apiPublicPaths) y RBAC por ruta. No sustituye acuerdos formales con stakeholders.</w:t>
       </w:r>
     </w:p>
     <w:p>
@@ -1783,7 +1783,7 @@
                 <w:sz w:val="20"/>
                 <w:szCs w:val="20"/>
               </w:rPr>
-              <w:t xml:space="preserve">El sistema mantiene contratos en base de datos y un módulo unificado en cliente (GestionContratos.jsx) con resumen, listados, vencimientos, renovaciones y exportaciones. La protección por JWT no es uniforme en todas las rutas del servidor según el código vigente.</w:t>
+              <w:t xml:space="preserve">El sistema mantiene contratos en base de datos y un módulo unificado en cliente (GestionContratos.jsx) con resumen, listados, vencimientos, renovaciones y exportaciones. Rutas protegidas con JWT global y RBAC por rol.</w:t>
             </w:r>
           </w:p>
         </w:tc>
@@ -1951,91 +1951,91 @@
                 <w:sz w:val="20"/>
                 <w:szCs w:val="20"/>
               </w:rPr>
-              <w:t xml:space="preserve">3.2. Obtención del conjunto de contratos mediante GET /contratos; en la implementación actual esta ruta no aplica verificarToken en el servidor.</w:t>
-            </w:r>
-          </w:p>
-        </w:tc>
-      </w:tr>
-      <w:tr>
-        <w:tc>
-          <w:tcPr>
-            <w:vMerge w:val="continue"/>
-            <w:tcMar>
-              <w:top w:type="dxa" w:w="100"/>
-              <w:left w:type="dxa" w:w="140"/>
-              <w:bottom w:type="dxa" w:w="100"/>
-              <w:right w:type="dxa" w:w="140"/>
-            </w:tcMar>
-            <w:vAlign w:val="top"/>
-          </w:tcPr>
-          <w:p>
-            <w:r>
-              <w:rPr>
-                <w:sz w:val="20"/>
-                <w:szCs w:val="20"/>
-              </w:rPr>
-              <w:t xml:space="preserve"/>
-            </w:r>
-          </w:p>
-        </w:tc>
-        <w:tc>
-          <w:tcPr>
-            <w:vMerge w:val="continue"/>
-            <w:tcMar>
-              <w:top w:type="dxa" w:w="100"/>
-              <w:left w:type="dxa" w:w="140"/>
-              <w:bottom w:type="dxa" w:w="100"/>
-              <w:right w:type="dxa" w:w="140"/>
-            </w:tcMar>
-            <w:vAlign w:val="top"/>
-          </w:tcPr>
-          <w:p>
-            <w:r>
-              <w:rPr>
-                <w:sz w:val="20"/>
-                <w:szCs w:val="20"/>
-              </w:rPr>
-              <w:t xml:space="preserve"/>
-            </w:r>
-          </w:p>
-        </w:tc>
-        <w:tc>
-          <w:tcPr>
-            <w:tcMar>
-              <w:top w:type="dxa" w:w="100"/>
-              <w:left w:type="dxa" w:w="140"/>
-              <w:bottom w:type="dxa" w:w="100"/>
-              <w:right w:type="dxa" w:w="140"/>
-            </w:tcMar>
-            <w:vAlign w:val="top"/>
-          </w:tcPr>
-          <w:p>
-            <w:r>
-              <w:rPr>
-                <w:sz w:val="20"/>
-                <w:szCs w:val="20"/>
-              </w:rPr>
-              <w:t xml:space="preserve">3.3 Actualización y borrado de contratos.</w:t>
-            </w:r>
-          </w:p>
-        </w:tc>
-        <w:tc>
-          <w:tcPr>
-            <w:tcMar>
-              <w:top w:type="dxa" w:w="100"/>
-              <w:left w:type="dxa" w:w="140"/>
-              <w:bottom w:type="dxa" w:w="100"/>
-              <w:right w:type="dxa" w:w="140"/>
-            </w:tcMar>
-            <w:vAlign w:val="top"/>
-          </w:tcPr>
-          <w:p>
-            <w:r>
-              <w:rPr>
-                <w:sz w:val="20"/>
-                <w:szCs w:val="20"/>
-              </w:rPr>
-              <w:t xml:space="preserve">3.3. Modificación y eliminación por identificador de contrato (PUT /update-contrato, DELETE /delete-contrato/:numero_contrato); en el código revisado no figura verificarToken en estas rutas.</w:t>
+              <w:t xml:space="preserve">3.2. Obtención del conjunto de contratos mediante GET /contratos con JWT y roles de lectura (ROLES_CONTRATOS_LECTURA).</w:t>
+            </w:r>
+          </w:p>
+        </w:tc>
+      </w:tr>
+      <w:tr>
+        <w:tc>
+          <w:tcPr>
+            <w:vMerge w:val="continue"/>
+            <w:tcMar>
+              <w:top w:type="dxa" w:w="100"/>
+              <w:left w:type="dxa" w:w="140"/>
+              <w:bottom w:type="dxa" w:w="100"/>
+              <w:right w:type="dxa" w:w="140"/>
+            </w:tcMar>
+            <w:vAlign w:val="top"/>
+          </w:tcPr>
+          <w:p>
+            <w:r>
+              <w:rPr>
+                <w:sz w:val="20"/>
+                <w:szCs w:val="20"/>
+              </w:rPr>
+              <w:t xml:space="preserve"/>
+            </w:r>
+          </w:p>
+        </w:tc>
+        <w:tc>
+          <w:tcPr>
+            <w:vMerge w:val="continue"/>
+            <w:tcMar>
+              <w:top w:type="dxa" w:w="100"/>
+              <w:left w:type="dxa" w:w="140"/>
+              <w:bottom w:type="dxa" w:w="100"/>
+              <w:right w:type="dxa" w:w="140"/>
+            </w:tcMar>
+            <w:vAlign w:val="top"/>
+          </w:tcPr>
+          <w:p>
+            <w:r>
+              <w:rPr>
+                <w:sz w:val="20"/>
+                <w:szCs w:val="20"/>
+              </w:rPr>
+              <w:t xml:space="preserve"/>
+            </w:r>
+          </w:p>
+        </w:tc>
+        <w:tc>
+          <w:tcPr>
+            <w:tcMar>
+              <w:top w:type="dxa" w:w="100"/>
+              <w:left w:type="dxa" w:w="140"/>
+              <w:bottom w:type="dxa" w:w="100"/>
+              <w:right w:type="dxa" w:w="140"/>
+            </w:tcMar>
+            <w:vAlign w:val="top"/>
+          </w:tcPr>
+          <w:p>
+            <w:r>
+              <w:rPr>
+                <w:sz w:val="20"/>
+                <w:szCs w:val="20"/>
+              </w:rPr>
+              <w:t xml:space="preserve">3.3 Actualización de contratos.</w:t>
+            </w:r>
+          </w:p>
+        </w:tc>
+        <w:tc>
+          <w:tcPr>
+            <w:tcMar>
+              <w:top w:type="dxa" w:w="100"/>
+              <w:left w:type="dxa" w:w="140"/>
+              <w:bottom w:type="dxa" w:w="100"/>
+              <w:right w:type="dxa" w:w="140"/>
+            </w:tcMar>
+            <w:vAlign w:val="top"/>
+          </w:tcPr>
+          <w:p>
+            <w:r>
+              <w:rPr>
+                <w:sz w:val="20"/>
+                <w:szCs w:val="20"/>
+              </w:rPr>
+              <w:t xml:space="preserve">3.3. Modificación mediante PUT /update-contrato con JWT y rol contratación; cancelación y archivo vía rutas /contratos/*.</w:t>
             </w:r>
           </w:p>
         </w:tc>
@@ -2371,7 +2371,7 @@
                 <w:sz w:val="20"/>
                 <w:szCs w:val="20"/>
               </w:rPr>
-              <w:t xml:space="preserve">3.7. Endpoint para disparar envío de recordatorio relacionado con un contrato e integración de correo (POST /send-contrato-reminder); la ruta analizada no incluye verificarToken.</w:t>
+              <w:t xml:space="preserve">3.7. Endpoint para disparar envío de recordatorio relacionado con un contrato (POST /send-contrato-reminder) con JWT y rol contratación.</w:t>
             </w:r>
           </w:p>
         </w:tc>
@@ -7908,343 +7908,343 @@
                 <w:sz w:val="20"/>
                 <w:szCs w:val="20"/>
               </w:rPr>
-              <w:t xml:space="preserve">El modelo previsto combina JWT en cabecera Bearer con listas de roles por ruta; parte del código no aplica verificarToken de forma uniforme.</w:t>
-            </w:r>
-          </w:p>
-        </w:tc>
-      </w:tr>
-      <w:tr>
-        <w:tc>
-          <w:tcPr>
-            <w:vMerge w:val="continue"/>
-            <w:tcMar>
-              <w:top w:type="dxa" w:w="100"/>
-              <w:left w:type="dxa" w:w="140"/>
-              <w:bottom w:type="dxa" w:w="100"/>
-              <w:right w:type="dxa" w:w="140"/>
-            </w:tcMar>
-            <w:vAlign w:val="top"/>
-          </w:tcPr>
-          <w:p>
-            <w:r>
-              <w:rPr>
-                <w:sz w:val="20"/>
-                <w:szCs w:val="20"/>
-              </w:rPr>
-              <w:t xml:space="preserve"/>
-            </w:r>
-          </w:p>
-        </w:tc>
-        <w:tc>
-          <w:tcPr>
-            <w:vMerge w:val="continue"/>
-            <w:tcMar>
-              <w:top w:type="dxa" w:w="100"/>
-              <w:left w:type="dxa" w:w="140"/>
-              <w:bottom w:type="dxa" w:w="100"/>
-              <w:right w:type="dxa" w:w="140"/>
-            </w:tcMar>
-            <w:vAlign w:val="top"/>
-          </w:tcPr>
-          <w:p>
-            <w:r>
-              <w:rPr>
-                <w:sz w:val="20"/>
-                <w:szCs w:val="20"/>
-              </w:rPr>
-              <w:t xml:space="preserve"/>
-            </w:r>
-          </w:p>
-        </w:tc>
-        <w:tc>
-          <w:tcPr>
-            <w:tcMar>
-              <w:top w:type="dxa" w:w="100"/>
-              <w:left w:type="dxa" w:w="140"/>
-              <w:bottom w:type="dxa" w:w="100"/>
-              <w:right w:type="dxa" w:w="140"/>
-            </w:tcMar>
-            <w:vAlign w:val="top"/>
-          </w:tcPr>
-          <w:p>
-            <w:r>
-              <w:rPr>
-                <w:sz w:val="20"/>
-                <w:szCs w:val="20"/>
-              </w:rPr>
-              <w:t xml:space="preserve">2.1 Patrón estándar.</w:t>
-            </w:r>
-          </w:p>
-        </w:tc>
-        <w:tc>
-          <w:tcPr>
-            <w:tcMar>
-              <w:top w:type="dxa" w:w="100"/>
-              <w:left w:type="dxa" w:w="140"/>
-              <w:bottom w:type="dxa" w:w="100"/>
-              <w:right w:type="dxa" w:w="140"/>
-            </w:tcMar>
-            <w:vAlign w:val="top"/>
-          </w:tcPr>
-          <w:p>
-            <w:r>
-              <w:rPr>
-                <w:sz w:val="20"/>
-                <w:szCs w:val="20"/>
-              </w:rPr>
-              <w:t xml:space="preserve">2.1. Muchas rutas sensibles usan verificarToken seguido de autorizarRol con la lista de roles permitidos.</w:t>
-            </w:r>
-          </w:p>
-        </w:tc>
-      </w:tr>
-      <w:tr>
-        <w:tc>
-          <w:tcPr>
-            <w:vMerge w:val="continue"/>
-            <w:tcMar>
-              <w:top w:type="dxa" w:w="100"/>
-              <w:left w:type="dxa" w:w="140"/>
-              <w:bottom w:type="dxa" w:w="100"/>
-              <w:right w:type="dxa" w:w="140"/>
-            </w:tcMar>
-            <w:vAlign w:val="top"/>
-          </w:tcPr>
-          <w:p>
-            <w:r>
-              <w:rPr>
-                <w:sz w:val="20"/>
-                <w:szCs w:val="20"/>
-              </w:rPr>
-              <w:t xml:space="preserve"/>
-            </w:r>
-          </w:p>
-        </w:tc>
-        <w:tc>
-          <w:tcPr>
-            <w:vMerge w:val="continue"/>
-            <w:tcMar>
-              <w:top w:type="dxa" w:w="100"/>
-              <w:left w:type="dxa" w:w="140"/>
-              <w:bottom w:type="dxa" w:w="100"/>
-              <w:right w:type="dxa" w:w="140"/>
-            </w:tcMar>
-            <w:vAlign w:val="top"/>
-          </w:tcPr>
-          <w:p>
-            <w:r>
-              <w:rPr>
-                <w:sz w:val="20"/>
-                <w:szCs w:val="20"/>
-              </w:rPr>
-              <w:t xml:space="preserve"/>
-            </w:r>
-          </w:p>
-        </w:tc>
-        <w:tc>
-          <w:tcPr>
-            <w:tcMar>
-              <w:top w:type="dxa" w:w="100"/>
-              <w:left w:type="dxa" w:w="140"/>
-              <w:bottom w:type="dxa" w:w="100"/>
-              <w:right w:type="dxa" w:w="140"/>
-            </w:tcMar>
-            <w:vAlign w:val="top"/>
-          </w:tcPr>
-          <w:p>
-            <w:r>
-              <w:rPr>
-                <w:sz w:val="20"/>
-                <w:szCs w:val="20"/>
-              </w:rPr>
-              <w:t xml:space="preserve">2.2 Contratos y recordatorios.</w:t>
-            </w:r>
-          </w:p>
-        </w:tc>
-        <w:tc>
-          <w:tcPr>
-            <w:tcMar>
-              <w:top w:type="dxa" w:w="100"/>
-              <w:left w:type="dxa" w:w="140"/>
-              <w:bottom w:type="dxa" w:w="100"/>
-              <w:right w:type="dxa" w:w="140"/>
-            </w:tcMar>
-            <w:vAlign w:val="top"/>
-          </w:tcPr>
-          <w:p>
-            <w:r>
-              <w:rPr>
-                <w:sz w:val="20"/>
-                <w:szCs w:val="20"/>
-              </w:rPr>
-              <w:t xml:space="preserve">2.2. Creación de contrato exige JWT y rol; listado, actualización, borrado y envío de recordatorio carecen de verificarToken en la revisión del código.</w:t>
-            </w:r>
-          </w:p>
-        </w:tc>
-      </w:tr>
-      <w:tr>
-        <w:tc>
-          <w:tcPr>
-            <w:vMerge w:val="continue"/>
-            <w:tcMar>
-              <w:top w:type="dxa" w:w="100"/>
-              <w:left w:type="dxa" w:w="140"/>
-              <w:bottom w:type="dxa" w:w="100"/>
-              <w:right w:type="dxa" w:w="140"/>
-            </w:tcMar>
-            <w:vAlign w:val="top"/>
-          </w:tcPr>
-          <w:p>
-            <w:r>
-              <w:rPr>
-                <w:sz w:val="20"/>
-                <w:szCs w:val="20"/>
-              </w:rPr>
-              <w:t xml:space="preserve"/>
-            </w:r>
-          </w:p>
-        </w:tc>
-        <w:tc>
-          <w:tcPr>
-            <w:vMerge w:val="continue"/>
-            <w:tcMar>
-              <w:top w:type="dxa" w:w="100"/>
-              <w:left w:type="dxa" w:w="140"/>
-              <w:bottom w:type="dxa" w:w="100"/>
-              <w:right w:type="dxa" w:w="140"/>
-            </w:tcMar>
-            <w:vAlign w:val="top"/>
-          </w:tcPr>
-          <w:p>
-            <w:r>
-              <w:rPr>
-                <w:sz w:val="20"/>
-                <w:szCs w:val="20"/>
-              </w:rPr>
-              <w:t xml:space="preserve"/>
-            </w:r>
-          </w:p>
-        </w:tc>
-        <w:tc>
-          <w:tcPr>
-            <w:tcMar>
-              <w:top w:type="dxa" w:w="100"/>
-              <w:left w:type="dxa" w:w="140"/>
-              <w:bottom w:type="dxa" w:w="100"/>
-              <w:right w:type="dxa" w:w="140"/>
-            </w:tcMar>
-            <w:vAlign w:val="top"/>
-          </w:tcPr>
-          <w:p>
-            <w:r>
-              <w:rPr>
-                <w:sz w:val="20"/>
-                <w:szCs w:val="20"/>
-              </w:rPr>
-              <w:t xml:space="preserve">2.3 Empleados y demo tabla1.</w:t>
-            </w:r>
-          </w:p>
-        </w:tc>
-        <w:tc>
-          <w:tcPr>
-            <w:tcMar>
-              <w:top w:type="dxa" w:w="100"/>
-              <w:left w:type="dxa" w:w="140"/>
-              <w:bottom w:type="dxa" w:w="100"/>
-              <w:right w:type="dxa" w:w="140"/>
-            </w:tcMar>
-            <w:vAlign w:val="top"/>
-          </w:tcPr>
-          <w:p>
-            <w:r>
-              <w:rPr>
-                <w:sz w:val="20"/>
-                <w:szCs w:val="20"/>
-              </w:rPr>
-              <w:t xml:space="preserve">2.3. Gran parte del CRUD de empleados y todo el CRUD de tabla1 están expuestos sin JWT en servidor.</w:t>
-            </w:r>
-          </w:p>
-        </w:tc>
-      </w:tr>
-      <w:tr>
-        <w:tc>
-          <w:tcPr>
-            <w:vMerge w:val="continue"/>
-            <w:tcMar>
-              <w:top w:type="dxa" w:w="100"/>
-              <w:left w:type="dxa" w:w="140"/>
-              <w:bottom w:type="dxa" w:w="100"/>
-              <w:right w:type="dxa" w:w="140"/>
-            </w:tcMar>
-            <w:vAlign w:val="top"/>
-          </w:tcPr>
-          <w:p>
-            <w:r>
-              <w:rPr>
-                <w:sz w:val="20"/>
-                <w:szCs w:val="20"/>
-              </w:rPr>
-              <w:t xml:space="preserve"/>
-            </w:r>
-          </w:p>
-        </w:tc>
-        <w:tc>
-          <w:tcPr>
-            <w:vMerge w:val="continue"/>
-            <w:tcMar>
-              <w:top w:type="dxa" w:w="100"/>
-              <w:left w:type="dxa" w:w="140"/>
-              <w:bottom w:type="dxa" w:w="100"/>
-              <w:right w:type="dxa" w:w="140"/>
-            </w:tcMar>
-            <w:vAlign w:val="top"/>
-          </w:tcPr>
-          <w:p>
-            <w:r>
-              <w:rPr>
-                <w:sz w:val="20"/>
-                <w:szCs w:val="20"/>
-              </w:rPr>
-              <w:t xml:space="preserve"/>
-            </w:r>
-          </w:p>
-        </w:tc>
-        <w:tc>
-          <w:tcPr>
-            <w:tcMar>
-              <w:top w:type="dxa" w:w="100"/>
-              <w:left w:type="dxa" w:w="140"/>
-              <w:bottom w:type="dxa" w:w="100"/>
-              <w:right w:type="dxa" w:w="140"/>
-            </w:tcMar>
-            <w:vAlign w:val="top"/>
-          </w:tcPr>
-          <w:p>
-            <w:r>
-              <w:rPr>
-                <w:sz w:val="20"/>
-                <w:szCs w:val="20"/>
-              </w:rPr>
-              <w:t xml:space="preserve">2.4 Implicación.</w:t>
-            </w:r>
-          </w:p>
-        </w:tc>
-        <w:tc>
-          <w:tcPr>
-            <w:tcMar>
-              <w:top w:type="dxa" w:w="100"/>
-              <w:left w:type="dxa" w:w="140"/>
-              <w:bottom w:type="dxa" w:w="100"/>
-              <w:right w:type="dxa" w:w="140"/>
-            </w:tcMar>
-            <w:vAlign w:val="top"/>
-          </w:tcPr>
-          <w:p>
-            <w:r>
-              <w:rPr>
-                <w:sz w:val="20"/>
-                <w:szCs w:val="20"/>
-              </w:rPr>
-              <w:t xml:space="preserve">2.4. La seguridad efectiva frente a amenazas externas depende del aislamiento de red, firewall o VPN si no se corrige la política de middleware.</w:t>
+              <w:t xml:space="preserve">JWT obligatorio en middleware global (apiPublicPaths) más autorizarRol/autorizarPermiso y RBAC inferido por ruta.</w:t>
+            </w:r>
+          </w:p>
+        </w:tc>
+      </w:tr>
+      <w:tr>
+        <w:tc>
+          <w:tcPr>
+            <w:vMerge w:val="continue"/>
+            <w:tcMar>
+              <w:top w:type="dxa" w:w="100"/>
+              <w:left w:type="dxa" w:w="140"/>
+              <w:bottom w:type="dxa" w:w="100"/>
+              <w:right w:type="dxa" w:w="140"/>
+            </w:tcMar>
+            <w:vAlign w:val="top"/>
+          </w:tcPr>
+          <w:p>
+            <w:r>
+              <w:rPr>
+                <w:sz w:val="20"/>
+                <w:szCs w:val="20"/>
+              </w:rPr>
+              <w:t xml:space="preserve"/>
+            </w:r>
+          </w:p>
+        </w:tc>
+        <w:tc>
+          <w:tcPr>
+            <w:vMerge w:val="continue"/>
+            <w:tcMar>
+              <w:top w:type="dxa" w:w="100"/>
+              <w:left w:type="dxa" w:w="140"/>
+              <w:bottom w:type="dxa" w:w="100"/>
+              <w:right w:type="dxa" w:w="140"/>
+            </w:tcMar>
+            <w:vAlign w:val="top"/>
+          </w:tcPr>
+          <w:p>
+            <w:r>
+              <w:rPr>
+                <w:sz w:val="20"/>
+                <w:szCs w:val="20"/>
+              </w:rPr>
+              <w:t xml:space="preserve"/>
+            </w:r>
+          </w:p>
+        </w:tc>
+        <w:tc>
+          <w:tcPr>
+            <w:tcMar>
+              <w:top w:type="dxa" w:w="100"/>
+              <w:left w:type="dxa" w:w="140"/>
+              <w:bottom w:type="dxa" w:w="100"/>
+              <w:right w:type="dxa" w:w="140"/>
+            </w:tcMar>
+            <w:vAlign w:val="top"/>
+          </w:tcPr>
+          <w:p>
+            <w:r>
+              <w:rPr>
+                <w:sz w:val="20"/>
+                <w:szCs w:val="20"/>
+              </w:rPr>
+              <w:t xml:space="preserve">2.1 Middleware global.</w:t>
+            </w:r>
+          </w:p>
+        </w:tc>
+        <w:tc>
+          <w:tcPr>
+            <w:tcMar>
+              <w:top w:type="dxa" w:w="100"/>
+              <w:left w:type="dxa" w:w="140"/>
+              <w:bottom w:type="dxa" w:w="100"/>
+              <w:right w:type="dxa" w:w="140"/>
+            </w:tcMar>
+            <w:vAlign w:val="top"/>
+          </w:tcPr>
+          <w:p>
+            <w:r>
+              <w:rPr>
+                <w:sz w:val="20"/>
+                <w:szCs w:val="20"/>
+              </w:rPr>
+              <w:t xml:space="preserve">2.1. Toda ruta no pública exige Bearer token; excepciones: login, forgot/reset password y auth/mail-estado.</w:t>
+            </w:r>
+          </w:p>
+        </w:tc>
+      </w:tr>
+      <w:tr>
+        <w:tc>
+          <w:tcPr>
+            <w:vMerge w:val="continue"/>
+            <w:tcMar>
+              <w:top w:type="dxa" w:w="100"/>
+              <w:left w:type="dxa" w:w="140"/>
+              <w:bottom w:type="dxa" w:w="100"/>
+              <w:right w:type="dxa" w:w="140"/>
+            </w:tcMar>
+            <w:vAlign w:val="top"/>
+          </w:tcPr>
+          <w:p>
+            <w:r>
+              <w:rPr>
+                <w:sz w:val="20"/>
+                <w:szCs w:val="20"/>
+              </w:rPr>
+              <w:t xml:space="preserve"/>
+            </w:r>
+          </w:p>
+        </w:tc>
+        <w:tc>
+          <w:tcPr>
+            <w:vMerge w:val="continue"/>
+            <w:tcMar>
+              <w:top w:type="dxa" w:w="100"/>
+              <w:left w:type="dxa" w:w="140"/>
+              <w:bottom w:type="dxa" w:w="100"/>
+              <w:right w:type="dxa" w:w="140"/>
+            </w:tcMar>
+            <w:vAlign w:val="top"/>
+          </w:tcPr>
+          <w:p>
+            <w:r>
+              <w:rPr>
+                <w:sz w:val="20"/>
+                <w:szCs w:val="20"/>
+              </w:rPr>
+              <w:t xml:space="preserve"/>
+            </w:r>
+          </w:p>
+        </w:tc>
+        <w:tc>
+          <w:tcPr>
+            <w:tcMar>
+              <w:top w:type="dxa" w:w="100"/>
+              <w:left w:type="dxa" w:w="140"/>
+              <w:bottom w:type="dxa" w:w="100"/>
+              <w:right w:type="dxa" w:w="140"/>
+            </w:tcMar>
+            <w:vAlign w:val="top"/>
+          </w:tcPr>
+          <w:p>
+            <w:r>
+              <w:rPr>
+                <w:sz w:val="20"/>
+                <w:szCs w:val="20"/>
+              </w:rPr>
+              <w:t xml:space="preserve">2.2 RBAC por ruta.</w:t>
+            </w:r>
+          </w:p>
+        </w:tc>
+        <w:tc>
+          <w:tcPr>
+            <w:tcMar>
+              <w:top w:type="dxa" w:w="100"/>
+              <w:left w:type="dxa" w:w="140"/>
+              <w:bottom w:type="dxa" w:w="100"/>
+              <w:right w:type="dxa" w:w="140"/>
+            </w:tcMar>
+            <w:vAlign w:val="top"/>
+          </w:tcPr>
+          <w:p>
+            <w:r>
+              <w:rPr>
+                <w:sz w:val="20"/>
+                <w:szCs w:val="20"/>
+              </w:rPr>
+              <w:t xml:space="preserve">2.2. autorizarRol/autorizarPermiso con permisos por módulo (usuarios, contratos, auditoría, configuración).</w:t>
+            </w:r>
+          </w:p>
+        </w:tc>
+      </w:tr>
+      <w:tr>
+        <w:tc>
+          <w:tcPr>
+            <w:vMerge w:val="continue"/>
+            <w:tcMar>
+              <w:top w:type="dxa" w:w="100"/>
+              <w:left w:type="dxa" w:w="140"/>
+              <w:bottom w:type="dxa" w:w="100"/>
+              <w:right w:type="dxa" w:w="140"/>
+            </w:tcMar>
+            <w:vAlign w:val="top"/>
+          </w:tcPr>
+          <w:p>
+            <w:r>
+              <w:rPr>
+                <w:sz w:val="20"/>
+                <w:szCs w:val="20"/>
+              </w:rPr>
+              <w:t xml:space="preserve"/>
+            </w:r>
+          </w:p>
+        </w:tc>
+        <w:tc>
+          <w:tcPr>
+            <w:vMerge w:val="continue"/>
+            <w:tcMar>
+              <w:top w:type="dxa" w:w="100"/>
+              <w:left w:type="dxa" w:w="140"/>
+              <w:bottom w:type="dxa" w:w="100"/>
+              <w:right w:type="dxa" w:w="140"/>
+            </w:tcMar>
+            <w:vAlign w:val="top"/>
+          </w:tcPr>
+          <w:p>
+            <w:r>
+              <w:rPr>
+                <w:sz w:val="20"/>
+                <w:szCs w:val="20"/>
+              </w:rPr>
+              <w:t xml:space="preserve"/>
+            </w:r>
+          </w:p>
+        </w:tc>
+        <w:tc>
+          <w:tcPr>
+            <w:tcMar>
+              <w:top w:type="dxa" w:w="100"/>
+              <w:left w:type="dxa" w:w="140"/>
+              <w:bottom w:type="dxa" w:w="100"/>
+              <w:right w:type="dxa" w:w="140"/>
+            </w:tcMar>
+            <w:vAlign w:val="top"/>
+          </w:tcPr>
+          <w:p>
+            <w:r>
+              <w:rPr>
+                <w:sz w:val="20"/>
+                <w:szCs w:val="20"/>
+              </w:rPr>
+              <w:t xml:space="preserve">2.3 Demo tabla1.</w:t>
+            </w:r>
+          </w:p>
+        </w:tc>
+        <w:tc>
+          <w:tcPr>
+            <w:tcMar>
+              <w:top w:type="dxa" w:w="100"/>
+              <w:left w:type="dxa" w:w="140"/>
+              <w:bottom w:type="dxa" w:w="100"/>
+              <w:right w:type="dxa" w:w="140"/>
+            </w:tcMar>
+            <w:vAlign w:val="top"/>
+          </w:tcPr>
+          <w:p>
+            <w:r>
+              <w:rPr>
+                <w:sz w:val="20"/>
+                <w:szCs w:val="20"/>
+              </w:rPr>
+              <w:t xml:space="preserve">2.3. CRUD tabla1 solo admin con JWT; deshabilitar en producción si no se usa.</w:t>
+            </w:r>
+          </w:p>
+        </w:tc>
+      </w:tr>
+      <w:tr>
+        <w:tc>
+          <w:tcPr>
+            <w:vMerge w:val="continue"/>
+            <w:tcMar>
+              <w:top w:type="dxa" w:w="100"/>
+              <w:left w:type="dxa" w:w="140"/>
+              <w:bottom w:type="dxa" w:w="100"/>
+              <w:right w:type="dxa" w:w="140"/>
+            </w:tcMar>
+            <w:vAlign w:val="top"/>
+          </w:tcPr>
+          <w:p>
+            <w:r>
+              <w:rPr>
+                <w:sz w:val="20"/>
+                <w:szCs w:val="20"/>
+              </w:rPr>
+              <w:t xml:space="preserve"/>
+            </w:r>
+          </w:p>
+        </w:tc>
+        <w:tc>
+          <w:tcPr>
+            <w:vMerge w:val="continue"/>
+            <w:tcMar>
+              <w:top w:type="dxa" w:w="100"/>
+              <w:left w:type="dxa" w:w="140"/>
+              <w:bottom w:type="dxa" w:w="100"/>
+              <w:right w:type="dxa" w:w="140"/>
+            </w:tcMar>
+            <w:vAlign w:val="top"/>
+          </w:tcPr>
+          <w:p>
+            <w:r>
+              <w:rPr>
+                <w:sz w:val="20"/>
+                <w:szCs w:val="20"/>
+              </w:rPr>
+              <w:t xml:space="preserve"/>
+            </w:r>
+          </w:p>
+        </w:tc>
+        <w:tc>
+          <w:tcPr>
+            <w:tcMar>
+              <w:top w:type="dxa" w:w="100"/>
+              <w:left w:type="dxa" w:w="140"/>
+              <w:bottom w:type="dxa" w:w="100"/>
+              <w:right w:type="dxa" w:w="140"/>
+            </w:tcMar>
+            <w:vAlign w:val="top"/>
+          </w:tcPr>
+          <w:p>
+            <w:r>
+              <w:rPr>
+                <w:sz w:val="20"/>
+                <w:szCs w:val="20"/>
+              </w:rPr>
+              <w:t xml:space="preserve">2.4 APIs RRHH legado.</w:t>
+            </w:r>
+          </w:p>
+        </w:tc>
+        <w:tc>
+          <w:tcPr>
+            <w:tcMar>
+              <w:top w:type="dxa" w:w="100"/>
+              <w:left w:type="dxa" w:w="140"/>
+              <w:bottom w:type="dxa" w:w="100"/>
+              <w:right w:type="dxa" w:w="140"/>
+            </w:tcMar>
+            <w:vAlign w:val="top"/>
+          </w:tcPr>
+          <w:p>
+            <w:r>
+              <w:rPr>
+                <w:sz w:val="20"/>
+                <w:szCs w:val="20"/>
+              </w:rPr>
+              <w:t xml:space="preserve">2.4. Rutas de empleados/producción del monolito histórico no están montadas en el servidor actual.</w:t>
             </w:r>
           </w:p>
         </w:tc>
